--- a/gouvernance/word/01_PV_CA_n1.docx
+++ b/gouvernance/word/01_PV_CA_n1.docx
@@ -113,7 +113,7 @@
           <w:sz w:val="17"/>
           <w:szCs w:val="17"/>
         </w:rPr>
-        <w:t xml:space="preserve">Modèle à compléter · Fixation des cotisations, budget, mandats bancaires et assurance, délégation de signature, règle du Fonds de Premier Secours Social</w:t>
+        <w:t xml:space="preserve">Modèle à compléter · Fixation des cotisations, budget et premier palier de 16 000 €, mandats bancaires et assurance, délégation de signature, règle du Fonds de Premier Secours Social</w:t>
       </w:r>
     </w:p>
     <w:p>
@@ -482,7 +482,7 @@
         <w:spacing w:after="50"/>
       </w:pPr>
       <w:r>
-        <w:t xml:space="preserve">Approbation du budget prévisionnel de la première année</w:t>
+        <w:t xml:space="preserve">Approbation du budget prévisionnel de la première année et du premier palier de 16 000 €</w:t>
       </w:r>
     </w:p>
     <w:p>
@@ -1129,72 +1129,7 @@
         <w:jc w:val="both"/>
       </w:pPr>
       <w:r>
-        <w:t xml:space="preserve">Le Conseil approuve le budget prévisionnel de la première année présenté par le Trésorier, arrêté à </w:t>
-      </w:r>
-      <w:r>
-        <w:rPr>
-          <w:b/>
-          <w:bCs/>
-        </w:rPr>
-        <w:t xml:space="preserve">6 820 € de dépenses</w:t>
-      </w:r>
-      <w:r>
-        <w:t xml:space="preserve"> et </w:t>
-      </w:r>
-      <w:r>
-        <w:rPr>
-          <w:b/>
-          <w:bCs/>
-        </w:rPr>
-        <w:t xml:space="preserve">7 140 € de recettes</w:t>
-      </w:r>
-      <w:r>
-        <w:t xml:space="preserve">, soit un excédent prévisionnel de 320 € intégralement affecté aux réserves impartageables (article 15 bis des statuts). Il prend acte du scénario dégradé à 4 280 € de dépenses, qui préserve l'assurance, la téléphonie et la conformité. </w:t>
-      </w:r>
-      <w:r>
-        <w:rPr>
-          <w:b/>
-          <w:bCs/>
-        </w:rPr>
-        <w:t xml:space="preserve">Vote :</w:t>
-      </w:r>
-      <w:r>
-        <w:t xml:space="preserve"> pour ___ · contre ___ · abstention ___.</w:t>
-      </w:r>
-    </w:p>
-    <w:p>
-      <w:pPr>
-        <w:pStyle w:val="Heading2"/>
-      </w:pPr>
-      <w:r>
-        <w:t xml:space="preserve">Résolution 3 — Ouverture du compte bancaire</w:t>
-      </w:r>
-    </w:p>
-    <w:p>
-      <w:pPr>
-        <w:spacing w:after="100"/>
-        <w:jc w:val="both"/>
-      </w:pPr>
-      <w:r>
-        <w:t xml:space="preserve">Le Conseil donne mandat au Président, Sabri TOUJANI, pour ouvrir au nom de l'association « EDUCATION SOLIDAIRE » un compte courant auprès de l'établissement ______________________, avec accès en consultation pour le Trésorier et une carte de paiement réservée aux dépenses de l'association. Aucune autorisation de découvert n'est sollicitée. </w:t>
-      </w:r>
-      <w:r>
-        <w:rPr>
-          <w:b/>
-          <w:bCs/>
-        </w:rPr>
-        <w:t xml:space="preserve">Vote :</w:t>
-      </w:r>
-      <w:r>
-        <w:t xml:space="preserve"> pour ___ · contre ___ · abstention ___.</w:t>
-      </w:r>
-    </w:p>
-    <w:p>
-      <w:pPr>
-        <w:pStyle w:val="Heading2"/>
-      </w:pPr>
-      <w:r>
-        <w:t xml:space="preserve">Résolution 4 — Délégation de signature et double validation</w:t>
+        <w:t xml:space="preserve">Le Conseil approuve le budget prévisionnel de la première année présenté par le Trésorier, en deux parties distinctes :</w:t>
       </w:r>
     </w:p>
     <w:p>
@@ -1207,7 +1142,24 @@
         <w:spacing w:after="50"/>
       </w:pPr>
       <w:r>
-        <w:t xml:space="preserve">Le Président est ordonnateur des dépenses ; le Trésorier en assure la gestion et le contrôle.</w:t>
+        <w:rPr>
+          <w:b/>
+          <w:bCs/>
+        </w:rPr>
+        <w:t xml:space="preserve">Budget de fonctionnement</w:t>
+      </w:r>
+      <w:r>
+        <w:t xml:space="preserve"> (phases 1, 2, 4 et 5 de la feuille de route) : </w:t>
+      </w:r>
+      <w:r>
+        <w:rPr>
+          <w:b/>
+          <w:bCs/>
+        </w:rPr>
+        <w:t xml:space="preserve">3 930 € de dépenses</w:t>
+      </w:r>
+      <w:r>
+        <w:t xml:space="preserve"> et ______ € de recettes. Tout excédent est intégralement affecté aux réserves impartageables (article 15 bis des statuts).</w:t>
       </w:r>
     </w:p>
     <w:p>
@@ -1220,17 +1172,693 @@
         <w:spacing w:after="50"/>
       </w:pPr>
       <w:r>
-        <w:t xml:space="preserve">Toute dépense supérieure à </w:t>
-      </w:r>
-      <w:r>
         <w:rPr>
           <w:b/>
           <w:bCs/>
         </w:rPr>
-        <w:t xml:space="preserve">300 €</w:t>
-      </w:r>
-      <w:r>
-        <w:t xml:space="preserve"> requiert la validation écrite conjointe du Président et du Trésorier.</w:t>
+        <w:t xml:space="preserve">Premier palier — lancement de la mise à l'abri</w:t>
+      </w:r>
+      <w:r>
+        <w:t xml:space="preserve"> (remplace le budget de la phase 3) : </w:t>
+      </w:r>
+      <w:r>
+        <w:rPr>
+          <w:b/>
+          <w:bCs/>
+        </w:rPr>
+        <w:t xml:space="preserve">15 820 € de dépenses, arrondis à 16 000 €</w:t>
+      </w:r>
+      <w:r>
+        <w:t xml:space="preserve">, financés exclusivement par la collecte affectée « premier palier ».</w:t>
+      </w:r>
+    </w:p>
+    <w:tbl>
+      <w:tblPr>
+        <w:tblW w:type="dxa" w:w="9638"/>
+        <w:tblBorders>
+          <w:top w:val="single" w:color="auto" w:sz="4"/>
+          <w:left w:val="single" w:color="auto" w:sz="4"/>
+          <w:bottom w:val="single" w:color="auto" w:sz="4"/>
+          <w:right w:val="single" w:color="auto" w:sz="4"/>
+          <w:insideH w:val="single" w:color="auto" w:sz="4"/>
+          <w:insideV w:val="single" w:color="auto" w:sz="4"/>
+        </w:tblBorders>
+      </w:tblPr>
+      <w:tblGrid>
+        <w:gridCol w:w="2700"/>
+        <w:gridCol w:w="1400"/>
+        <w:gridCol w:w="5538"/>
+      </w:tblGrid>
+      <w:tr>
+        <w:trPr>
+          <w:tblHeader/>
+        </w:trPr>
+        <w:tc>
+          <w:tcPr>
+            <w:tcW w:type="dxa" w:w="2700"/>
+            <w:tcBorders>
+              <w:top w:val="single" w:color="D9CCEF" w:sz="4"/>
+              <w:left w:val="single" w:color="D9CCEF" w:sz="4"/>
+              <w:bottom w:val="single" w:color="D9CCEF" w:sz="4"/>
+              <w:right w:val="single" w:color="D9CCEF" w:sz="4"/>
+            </w:tcBorders>
+            <w:shd w:fill="2A0E45" w:color="auto" w:val="clear"/>
+            <w:tcMar>
+              <w:top w:type="dxa" w:w="60"/>
+              <w:left w:type="dxa" w:w="100"/>
+              <w:bottom w:type="dxa" w:w="60"/>
+              <w:right w:type="dxa" w:w="100"/>
+            </w:tcMar>
+            <w:vAlign w:val="top"/>
+          </w:tcPr>
+          <w:p>
+            <w:pPr>
+              <w:spacing w:after="40" w:before="40"/>
+            </w:pPr>
+            <w:r>
+              <w:rPr>
+                <w:b/>
+                <w:bCs/>
+                <w:color w:val="FFFFFF"/>
+                <w:sz w:val="17"/>
+                <w:szCs w:val="17"/>
+              </w:rPr>
+              <w:t xml:space="preserve">Poste du premier palier</w:t>
+            </w:r>
+          </w:p>
+        </w:tc>
+        <w:tc>
+          <w:tcPr>
+            <w:tcW w:type="dxa" w:w="1400"/>
+            <w:tcBorders>
+              <w:top w:val="single" w:color="D9CCEF" w:sz="4"/>
+              <w:left w:val="single" w:color="D9CCEF" w:sz="4"/>
+              <w:bottom w:val="single" w:color="D9CCEF" w:sz="4"/>
+              <w:right w:val="single" w:color="D9CCEF" w:sz="4"/>
+            </w:tcBorders>
+            <w:shd w:fill="2A0E45" w:color="auto" w:val="clear"/>
+            <w:tcMar>
+              <w:top w:type="dxa" w:w="60"/>
+              <w:left w:type="dxa" w:w="100"/>
+              <w:bottom w:type="dxa" w:w="60"/>
+              <w:right w:type="dxa" w:w="100"/>
+            </w:tcMar>
+            <w:vAlign w:val="top"/>
+          </w:tcPr>
+          <w:p>
+            <w:pPr>
+              <w:spacing w:after="40" w:before="40"/>
+            </w:pPr>
+            <w:r>
+              <w:rPr>
+                <w:b/>
+                <w:bCs/>
+                <w:color w:val="FFFFFF"/>
+                <w:sz w:val="17"/>
+                <w:szCs w:val="17"/>
+              </w:rPr>
+              <w:t xml:space="preserve">Montant</w:t>
+            </w:r>
+          </w:p>
+        </w:tc>
+        <w:tc>
+          <w:tcPr>
+            <w:tcW w:type="dxa" w:w="5538"/>
+            <w:tcBorders>
+              <w:top w:val="single" w:color="D9CCEF" w:sz="4"/>
+              <w:left w:val="single" w:color="D9CCEF" w:sz="4"/>
+              <w:bottom w:val="single" w:color="D9CCEF" w:sz="4"/>
+              <w:right w:val="single" w:color="D9CCEF" w:sz="4"/>
+            </w:tcBorders>
+            <w:shd w:fill="2A0E45" w:color="auto" w:val="clear"/>
+            <w:tcMar>
+              <w:top w:type="dxa" w:w="60"/>
+              <w:left w:type="dxa" w:w="100"/>
+              <w:bottom w:type="dxa" w:w="60"/>
+              <w:right w:type="dxa" w:w="100"/>
+            </w:tcMar>
+            <w:vAlign w:val="top"/>
+          </w:tcPr>
+          <w:p>
+            <w:pPr>
+              <w:spacing w:after="40" w:before="40"/>
+            </w:pPr>
+            <w:r>
+              <w:rPr>
+                <w:b/>
+                <w:bCs/>
+                <w:color w:val="FFFFFF"/>
+                <w:sz w:val="17"/>
+                <w:szCs w:val="17"/>
+              </w:rPr>
+              <w:t xml:space="preserve">Contenu</w:t>
+            </w:r>
+          </w:p>
+        </w:tc>
+      </w:tr>
+      <w:tr>
+        <w:trPr>
+          <w:cantSplit/>
+        </w:trPr>
+        <w:tc>
+          <w:tcPr>
+            <w:tcW w:type="dxa" w:w="2700"/>
+            <w:tcBorders>
+              <w:top w:val="single" w:color="D9CCEF" w:sz="4"/>
+              <w:left w:val="single" w:color="D9CCEF" w:sz="4"/>
+              <w:bottom w:val="single" w:color="D9CCEF" w:sz="4"/>
+              <w:right w:val="single" w:color="D9CCEF" w:sz="4"/>
+            </w:tcBorders>
+            <w:tcMar>
+              <w:top w:type="dxa" w:w="60"/>
+              <w:left w:type="dxa" w:w="100"/>
+              <w:bottom w:type="dxa" w:w="60"/>
+              <w:right w:type="dxa" w:w="100"/>
+            </w:tcMar>
+            <w:vAlign w:val="top"/>
+          </w:tcPr>
+          <w:p>
+            <w:pPr>
+              <w:spacing w:after="40" w:before="40"/>
+            </w:pPr>
+            <w:r>
+              <w:rPr>
+                <w:sz w:val="18"/>
+                <w:szCs w:val="18"/>
+              </w:rPr>
+              <w:t xml:space="preserve">Mobilité solidaire</w:t>
+            </w:r>
+          </w:p>
+        </w:tc>
+        <w:tc>
+          <w:tcPr>
+            <w:tcW w:type="dxa" w:w="1400"/>
+            <w:tcBorders>
+              <w:top w:val="single" w:color="D9CCEF" w:sz="4"/>
+              <w:left w:val="single" w:color="D9CCEF" w:sz="4"/>
+              <w:bottom w:val="single" w:color="D9CCEF" w:sz="4"/>
+              <w:right w:val="single" w:color="D9CCEF" w:sz="4"/>
+            </w:tcBorders>
+            <w:tcMar>
+              <w:top w:type="dxa" w:w="60"/>
+              <w:left w:type="dxa" w:w="100"/>
+              <w:bottom w:type="dxa" w:w="60"/>
+              <w:right w:type="dxa" w:w="100"/>
+            </w:tcMar>
+            <w:vAlign w:val="top"/>
+          </w:tcPr>
+          <w:p>
+            <w:pPr>
+              <w:spacing w:after="40" w:before="40"/>
+            </w:pPr>
+            <w:r>
+              <w:rPr>
+                <w:sz w:val="18"/>
+                <w:szCs w:val="18"/>
+              </w:rPr>
+              <w:t xml:space="preserve">9 700 €</w:t>
+            </w:r>
+          </w:p>
+        </w:tc>
+        <w:tc>
+          <w:tcPr>
+            <w:tcW w:type="dxa" w:w="5538"/>
+            <w:tcBorders>
+              <w:top w:val="single" w:color="D9CCEF" w:sz="4"/>
+              <w:left w:val="single" w:color="D9CCEF" w:sz="4"/>
+              <w:bottom w:val="single" w:color="D9CCEF" w:sz="4"/>
+              <w:right w:val="single" w:color="D9CCEF" w:sz="4"/>
+            </w:tcBorders>
+            <w:tcMar>
+              <w:top w:type="dxa" w:w="60"/>
+              <w:left w:type="dxa" w:w="100"/>
+              <w:bottom w:type="dxa" w:w="60"/>
+              <w:right w:type="dxa" w:w="100"/>
+            </w:tcMar>
+            <w:vAlign w:val="top"/>
+          </w:tcPr>
+          <w:p>
+            <w:pPr>
+              <w:spacing w:after="40" w:before="40"/>
+            </w:pPr>
+            <w:r>
+              <w:rPr>
+                <w:sz w:val="18"/>
+                <w:szCs w:val="18"/>
+              </w:rPr>
+              <w:t xml:space="preserve">Véhicule 7 places d'occasion révisé et garanti, mise en service et marquage, assurance transport de personnes (12 mois), carburant et entretien de la 1re année</w:t>
+            </w:r>
+          </w:p>
+        </w:tc>
+      </w:tr>
+      <w:tr>
+        <w:trPr>
+          <w:cantSplit/>
+        </w:trPr>
+        <w:tc>
+          <w:tcPr>
+            <w:tcW w:type="dxa" w:w="2700"/>
+            <w:tcBorders>
+              <w:top w:val="single" w:color="D9CCEF" w:sz="4"/>
+              <w:left w:val="single" w:color="D9CCEF" w:sz="4"/>
+              <w:bottom w:val="single" w:color="D9CCEF" w:sz="4"/>
+              <w:right w:val="single" w:color="D9CCEF" w:sz="4"/>
+            </w:tcBorders>
+            <w:shd w:fill="F7F3FD" w:color="auto" w:val="clear"/>
+            <w:tcMar>
+              <w:top w:type="dxa" w:w="60"/>
+              <w:left w:type="dxa" w:w="100"/>
+              <w:bottom w:type="dxa" w:w="60"/>
+              <w:right w:type="dxa" w:w="100"/>
+            </w:tcMar>
+            <w:vAlign w:val="top"/>
+          </w:tcPr>
+          <w:p>
+            <w:pPr>
+              <w:spacing w:after="40" w:before="40"/>
+            </w:pPr>
+            <w:r>
+              <w:rPr>
+                <w:sz w:val="18"/>
+                <w:szCs w:val="18"/>
+              </w:rPr>
+              <w:t xml:space="preserve">Fonds de Premier Secours Social</w:t>
+            </w:r>
+          </w:p>
+        </w:tc>
+        <w:tc>
+          <w:tcPr>
+            <w:tcW w:type="dxa" w:w="1400"/>
+            <w:tcBorders>
+              <w:top w:val="single" w:color="D9CCEF" w:sz="4"/>
+              <w:left w:val="single" w:color="D9CCEF" w:sz="4"/>
+              <w:bottom w:val="single" w:color="D9CCEF" w:sz="4"/>
+              <w:right w:val="single" w:color="D9CCEF" w:sz="4"/>
+            </w:tcBorders>
+            <w:shd w:fill="F7F3FD" w:color="auto" w:val="clear"/>
+            <w:tcMar>
+              <w:top w:type="dxa" w:w="60"/>
+              <w:left w:type="dxa" w:w="100"/>
+              <w:bottom w:type="dxa" w:w="60"/>
+              <w:right w:type="dxa" w:w="100"/>
+            </w:tcMar>
+            <w:vAlign w:val="top"/>
+          </w:tcPr>
+          <w:p>
+            <w:pPr>
+              <w:spacing w:after="40" w:before="40"/>
+            </w:pPr>
+            <w:r>
+              <w:rPr>
+                <w:sz w:val="18"/>
+                <w:szCs w:val="18"/>
+              </w:rPr>
+              <w:t xml:space="preserve">4 000 €</w:t>
+            </w:r>
+          </w:p>
+        </w:tc>
+        <w:tc>
+          <w:tcPr>
+            <w:tcW w:type="dxa" w:w="5538"/>
+            <w:tcBorders>
+              <w:top w:val="single" w:color="D9CCEF" w:sz="4"/>
+              <w:left w:val="single" w:color="D9CCEF" w:sz="4"/>
+              <w:bottom w:val="single" w:color="D9CCEF" w:sz="4"/>
+              <w:right w:val="single" w:color="D9CCEF" w:sz="4"/>
+            </w:tcBorders>
+            <w:shd w:fill="F7F3FD" w:color="auto" w:val="clear"/>
+            <w:tcMar>
+              <w:top w:type="dxa" w:w="60"/>
+              <w:left w:type="dxa" w:w="100"/>
+              <w:bottom w:type="dxa" w:w="60"/>
+              <w:right w:type="dxa" w:w="100"/>
+            </w:tcMar>
+            <w:vAlign w:val="top"/>
+          </w:tcPr>
+          <w:p>
+            <w:pPr>
+              <w:spacing w:after="40" w:before="40"/>
+            </w:pPr>
+            <w:r>
+              <w:rPr>
+                <w:sz w:val="18"/>
+                <w:szCs w:val="18"/>
+              </w:rPr>
+              <w:t xml:space="preserve">Mise à l'abri de 5 familles pendant 5 jours à 110 € par jour et par famille, marge pour les délais de relais 115 / CCAS, kits d'hygiène et de puériculture</w:t>
+            </w:r>
+          </w:p>
+        </w:tc>
+      </w:tr>
+      <w:tr>
+        <w:trPr>
+          <w:cantSplit/>
+        </w:trPr>
+        <w:tc>
+          <w:tcPr>
+            <w:tcW w:type="dxa" w:w="2700"/>
+            <w:tcBorders>
+              <w:top w:val="single" w:color="D9CCEF" w:sz="4"/>
+              <w:left w:val="single" w:color="D9CCEF" w:sz="4"/>
+              <w:bottom w:val="single" w:color="D9CCEF" w:sz="4"/>
+              <w:right w:val="single" w:color="D9CCEF" w:sz="4"/>
+            </w:tcBorders>
+            <w:tcMar>
+              <w:top w:type="dxa" w:w="60"/>
+              <w:left w:type="dxa" w:w="100"/>
+              <w:bottom w:type="dxa" w:w="60"/>
+              <w:right w:type="dxa" w:w="100"/>
+            </w:tcMar>
+            <w:vAlign w:val="top"/>
+          </w:tcPr>
+          <w:p>
+            <w:pPr>
+              <w:spacing w:after="40" w:before="40"/>
+            </w:pPr>
+            <w:r>
+              <w:rPr>
+                <w:sz w:val="18"/>
+                <w:szCs w:val="18"/>
+              </w:rPr>
+              <w:t xml:space="preserve">Équipe d'intervention</w:t>
+            </w:r>
+          </w:p>
+        </w:tc>
+        <w:tc>
+          <w:tcPr>
+            <w:tcW w:type="dxa" w:w="1400"/>
+            <w:tcBorders>
+              <w:top w:val="single" w:color="D9CCEF" w:sz="4"/>
+              <w:left w:val="single" w:color="D9CCEF" w:sz="4"/>
+              <w:bottom w:val="single" w:color="D9CCEF" w:sz="4"/>
+              <w:right w:val="single" w:color="D9CCEF" w:sz="4"/>
+            </w:tcBorders>
+            <w:tcMar>
+              <w:top w:type="dxa" w:w="60"/>
+              <w:left w:type="dxa" w:w="100"/>
+              <w:bottom w:type="dxa" w:w="60"/>
+              <w:right w:type="dxa" w:w="100"/>
+            </w:tcMar>
+            <w:vAlign w:val="top"/>
+          </w:tcPr>
+          <w:p>
+            <w:pPr>
+              <w:spacing w:after="40" w:before="40"/>
+            </w:pPr>
+            <w:r>
+              <w:rPr>
+                <w:sz w:val="18"/>
+                <w:szCs w:val="18"/>
+              </w:rPr>
+              <w:t xml:space="preserve">1 140 €</w:t>
+            </w:r>
+          </w:p>
+        </w:tc>
+        <w:tc>
+          <w:tcPr>
+            <w:tcW w:type="dxa" w:w="5538"/>
+            <w:tcBorders>
+              <w:top w:val="single" w:color="D9CCEF" w:sz="4"/>
+              <w:left w:val="single" w:color="D9CCEF" w:sz="4"/>
+              <w:bottom w:val="single" w:color="D9CCEF" w:sz="4"/>
+              <w:right w:val="single" w:color="D9CCEF" w:sz="4"/>
+            </w:tcBorders>
+            <w:tcMar>
+              <w:top w:type="dxa" w:w="60"/>
+              <w:left w:type="dxa" w:w="100"/>
+              <w:bottom w:type="dxa" w:w="60"/>
+              <w:right w:type="dxa" w:w="100"/>
+            </w:tcMar>
+            <w:vAlign w:val="top"/>
+          </w:tcPr>
+          <w:p>
+            <w:pPr>
+              <w:spacing w:after="40" w:before="40"/>
+            </w:pPr>
+            <w:r>
+              <w:rPr>
+                <w:sz w:val="18"/>
+                <w:szCs w:val="18"/>
+              </w:rPr>
+              <w:t xml:space="preserve">4 bénévoles (2 femmes, 2 hommes) : PSC1, médiation de crise et désescalade, tenues et badges</w:t>
+            </w:r>
+          </w:p>
+        </w:tc>
+      </w:tr>
+      <w:tr>
+        <w:trPr>
+          <w:cantSplit/>
+        </w:trPr>
+        <w:tc>
+          <w:tcPr>
+            <w:tcW w:type="dxa" w:w="2700"/>
+            <w:tcBorders>
+              <w:top w:val="single" w:color="D9CCEF" w:sz="4"/>
+              <w:left w:val="single" w:color="D9CCEF" w:sz="4"/>
+              <w:bottom w:val="single" w:color="D9CCEF" w:sz="4"/>
+              <w:right w:val="single" w:color="D9CCEF" w:sz="4"/>
+            </w:tcBorders>
+            <w:shd w:fill="F7F3FD" w:color="auto" w:val="clear"/>
+            <w:tcMar>
+              <w:top w:type="dxa" w:w="60"/>
+              <w:left w:type="dxa" w:w="100"/>
+              <w:bottom w:type="dxa" w:w="60"/>
+              <w:right w:type="dxa" w:w="100"/>
+            </w:tcMar>
+            <w:vAlign w:val="top"/>
+          </w:tcPr>
+          <w:p>
+            <w:pPr>
+              <w:spacing w:after="40" w:before="40"/>
+            </w:pPr>
+            <w:r>
+              <w:rPr>
+                <w:sz w:val="18"/>
+                <w:szCs w:val="18"/>
+              </w:rPr>
+              <w:t xml:space="preserve">Liaison et sécurité</w:t>
+            </w:r>
+          </w:p>
+        </w:tc>
+        <w:tc>
+          <w:tcPr>
+            <w:tcW w:type="dxa" w:w="1400"/>
+            <w:tcBorders>
+              <w:top w:val="single" w:color="D9CCEF" w:sz="4"/>
+              <w:left w:val="single" w:color="D9CCEF" w:sz="4"/>
+              <w:bottom w:val="single" w:color="D9CCEF" w:sz="4"/>
+              <w:right w:val="single" w:color="D9CCEF" w:sz="4"/>
+            </w:tcBorders>
+            <w:shd w:fill="F7F3FD" w:color="auto" w:val="clear"/>
+            <w:tcMar>
+              <w:top w:type="dxa" w:w="60"/>
+              <w:left w:type="dxa" w:w="100"/>
+              <w:bottom w:type="dxa" w:w="60"/>
+              <w:right w:type="dxa" w:w="100"/>
+            </w:tcMar>
+            <w:vAlign w:val="top"/>
+          </w:tcPr>
+          <w:p>
+            <w:pPr>
+              <w:spacing w:after="40" w:before="40"/>
+            </w:pPr>
+            <w:r>
+              <w:rPr>
+                <w:sz w:val="18"/>
+                <w:szCs w:val="18"/>
+              </w:rPr>
+              <w:t xml:space="preserve">980 €</w:t>
+            </w:r>
+          </w:p>
+        </w:tc>
+        <w:tc>
+          <w:tcPr>
+            <w:tcW w:type="dxa" w:w="5538"/>
+            <w:tcBorders>
+              <w:top w:val="single" w:color="D9CCEF" w:sz="4"/>
+              <w:left w:val="single" w:color="D9CCEF" w:sz="4"/>
+              <w:bottom w:val="single" w:color="D9CCEF" w:sz="4"/>
+              <w:right w:val="single" w:color="D9CCEF" w:sz="4"/>
+            </w:tcBorders>
+            <w:shd w:fill="F7F3FD" w:color="auto" w:val="clear"/>
+            <w:tcMar>
+              <w:top w:type="dxa" w:w="60"/>
+              <w:left w:type="dxa" w:w="100"/>
+              <w:bottom w:type="dxa" w:w="60"/>
+              <w:right w:type="dxa" w:w="100"/>
+            </w:tcMar>
+            <w:vAlign w:val="top"/>
+          </w:tcPr>
+          <w:p>
+            <w:pPr>
+              <w:spacing w:after="40" w:before="40"/>
+            </w:pPr>
+            <w:r>
+              <w:rPr>
+                <w:sz w:val="18"/>
+                <w:szCs w:val="18"/>
+              </w:rPr>
+              <w:t xml:space="preserve">Téléphone d'astreinte et forfait (12 mois), tablette pour les fiches de liaison, radios, trousse de secours, lampes</w:t>
+            </w:r>
+          </w:p>
+        </w:tc>
+      </w:tr>
+      <w:tr>
+        <w:trPr>
+          <w:cantSplit/>
+        </w:trPr>
+        <w:tc>
+          <w:tcPr>
+            <w:tcW w:type="dxa" w:w="2700"/>
+            <w:tcBorders>
+              <w:top w:val="single" w:color="D9CCEF" w:sz="4"/>
+              <w:left w:val="single" w:color="D9CCEF" w:sz="4"/>
+              <w:bottom w:val="single" w:color="D9CCEF" w:sz="4"/>
+              <w:right w:val="single" w:color="D9CCEF" w:sz="4"/>
+            </w:tcBorders>
+            <w:tcMar>
+              <w:top w:type="dxa" w:w="60"/>
+              <w:left w:type="dxa" w:w="100"/>
+              <w:bottom w:type="dxa" w:w="60"/>
+              <w:right w:type="dxa" w:w="100"/>
+            </w:tcMar>
+            <w:vAlign w:val="top"/>
+          </w:tcPr>
+          <w:p>
+            <w:pPr>
+              <w:spacing w:after="40" w:before="40"/>
+            </w:pPr>
+            <w:r>
+              <w:rPr>
+                <w:b/>
+                <w:bCs/>
+                <w:sz w:val="18"/>
+                <w:szCs w:val="18"/>
+              </w:rPr>
+              <w:t xml:space="preserve">Total</w:t>
+            </w:r>
+          </w:p>
+        </w:tc>
+        <w:tc>
+          <w:tcPr>
+            <w:tcW w:type="dxa" w:w="1400"/>
+            <w:tcBorders>
+              <w:top w:val="single" w:color="D9CCEF" w:sz="4"/>
+              <w:left w:val="single" w:color="D9CCEF" w:sz="4"/>
+              <w:bottom w:val="single" w:color="D9CCEF" w:sz="4"/>
+              <w:right w:val="single" w:color="D9CCEF" w:sz="4"/>
+            </w:tcBorders>
+            <w:tcMar>
+              <w:top w:type="dxa" w:w="60"/>
+              <w:left w:type="dxa" w:w="100"/>
+              <w:bottom w:type="dxa" w:w="60"/>
+              <w:right w:type="dxa" w:w="100"/>
+            </w:tcMar>
+            <w:vAlign w:val="top"/>
+          </w:tcPr>
+          <w:p>
+            <w:pPr>
+              <w:spacing w:after="40" w:before="40"/>
+            </w:pPr>
+            <w:r>
+              <w:rPr>
+                <w:b/>
+                <w:bCs/>
+                <w:sz w:val="18"/>
+                <w:szCs w:val="18"/>
+              </w:rPr>
+              <w:t xml:space="preserve">15 820 €</w:t>
+            </w:r>
+          </w:p>
+        </w:tc>
+        <w:tc>
+          <w:tcPr>
+            <w:tcW w:type="dxa" w:w="5538"/>
+            <w:tcBorders>
+              <w:top w:val="single" w:color="D9CCEF" w:sz="4"/>
+              <w:left w:val="single" w:color="D9CCEF" w:sz="4"/>
+              <w:bottom w:val="single" w:color="D9CCEF" w:sz="4"/>
+              <w:right w:val="single" w:color="D9CCEF" w:sz="4"/>
+            </w:tcBorders>
+            <w:tcMar>
+              <w:top w:type="dxa" w:w="60"/>
+              <w:left w:type="dxa" w:w="100"/>
+              <w:bottom w:type="dxa" w:w="60"/>
+              <w:right w:type="dxa" w:w="100"/>
+            </w:tcMar>
+            <w:vAlign w:val="top"/>
+          </w:tcPr>
+          <w:p>
+            <w:pPr>
+              <w:spacing w:after="40" w:before="40"/>
+            </w:pPr>
+            <w:r>
+              <w:rPr>
+                <w:sz w:val="18"/>
+                <w:szCs w:val="18"/>
+              </w:rPr>
+              <w:t xml:space="preserve">Arrondi à 16 000 € pour la collecte</w:t>
+            </w:r>
+          </w:p>
+        </w:tc>
+      </w:tr>
+    </w:tbl>
+    <w:p>
+      <w:pPr>
+        <w:spacing w:after="60"/>
+      </w:pPr>
+    </w:p>
+    <w:p>
+      <w:pPr>
+        <w:spacing w:after="100"/>
+        <w:jc w:val="both"/>
+      </w:pPr>
+      <w:r>
+        <w:t xml:space="preserve">Les dépenses du premier palier ne sont engagées qu'à mesure que les fonds correspondants sont encaissés, dans l'ordre suivant : équipe d'intervention, liaison et sécurité, Fonds de Premier Secours Social, puis véhicule. Si le palier n'est pas réuni dans un délai de ______ mois, le Conseil délibère sur l'emploi des sommes collectées, dans le respect de l'objet de la collecte, et en informe les donateurs. Le Conseil prend acte d'un scénario dégradé à ______ € de dépenses de fonctionnement, qui préserve l'assurance, la téléphonie et la conformité. </w:t>
+      </w:r>
+      <w:r>
+        <w:rPr>
+          <w:b/>
+          <w:bCs/>
+        </w:rPr>
+        <w:t xml:space="preserve">Vote :</w:t>
+      </w:r>
+      <w:r>
+        <w:t xml:space="preserve"> pour ___ · contre ___ · abstention ___.</w:t>
+      </w:r>
+    </w:p>
+    <w:p>
+      <w:pPr>
+        <w:pStyle w:val="Heading2"/>
+      </w:pPr>
+      <w:r>
+        <w:t xml:space="preserve">Résolution 3 — Ouverture du compte bancaire</w:t>
+      </w:r>
+    </w:p>
+    <w:p>
+      <w:pPr>
+        <w:spacing w:after="100"/>
+        <w:jc w:val="both"/>
+      </w:pPr>
+      <w:r>
+        <w:t xml:space="preserve">Le Conseil donne mandat au Président, Sabri TOUJANI, pour ouvrir au nom de l'association « EDUCATION SOLIDAIRE » un compte courant auprès de l'établissement ______________________, avec accès en consultation pour le Trésorier et une carte de paiement réservée aux dépenses de l'association. Aucune autorisation de découvert n'est sollicitée. </w:t>
+      </w:r>
+      <w:r>
+        <w:rPr>
+          <w:b/>
+          <w:bCs/>
+        </w:rPr>
+        <w:t xml:space="preserve">Vote :</w:t>
+      </w:r>
+      <w:r>
+        <w:t xml:space="preserve"> pour ___ · contre ___ · abstention ___.</w:t>
+      </w:r>
+    </w:p>
+    <w:p>
+      <w:pPr>
+        <w:pStyle w:val="Heading2"/>
+      </w:pPr>
+      <w:r>
+        <w:t xml:space="preserve">Résolution 4 — Délégation de signature et double validation</w:t>
       </w:r>
     </w:p>
     <w:p>
@@ -1243,17 +1871,7 @@
         <w:spacing w:after="50"/>
       </w:pPr>
       <w:r>
-        <w:t xml:space="preserve">Toute dépense supérieure à </w:t>
-      </w:r>
-      <w:r>
-        <w:rPr>
-          <w:b/>
-          <w:bCs/>
-        </w:rPr>
-        <w:t xml:space="preserve">1 000 €</w:t>
-      </w:r>
-      <w:r>
-        <w:t xml:space="preserve"> ou tout engagement de plus d'un an requiert une délibération du Conseil.</w:t>
+        <w:t xml:space="preserve">Le Président est ordonnateur des dépenses ; le Trésorier en assure la gestion et le contrôle.</w:t>
       </w:r>
     </w:p>
     <w:p>
@@ -1266,58 +1884,17 @@
         <w:spacing w:after="50"/>
       </w:pPr>
       <w:r>
-        <w:t xml:space="preserve">Le Trésorier reçoit délégation pour régler les factures courantes déjà validées (assurance, abonnements, hébergement).</w:t>
-      </w:r>
-    </w:p>
-    <w:p>
-      <w:pPr>
-        <w:spacing w:after="100"/>
-        <w:jc w:val="both"/>
-      </w:pPr>
+        <w:t xml:space="preserve">Toute dépense supérieure à </w:t>
+      </w:r>
       <w:r>
         <w:rPr>
           <w:b/>
           <w:bCs/>
         </w:rPr>
-        <w:t xml:space="preserve">Vote :</w:t>
-      </w:r>
-      <w:r>
-        <w:t xml:space="preserve"> pour ___ · contre ___ · abstention ___.</w:t>
-      </w:r>
-    </w:p>
-    <w:p>
-      <w:pPr>
-        <w:pStyle w:val="Heading2"/>
-      </w:pPr>
-      <w:r>
-        <w:t xml:space="preserve">Résolution 5 — Assurance</w:t>
-      </w:r>
-    </w:p>
-    <w:p>
-      <w:pPr>
-        <w:spacing w:after="100"/>
-        <w:jc w:val="both"/>
-      </w:pPr>
-      <w:r>
-        <w:t xml:space="preserve">Le Conseil mandate le Président pour souscrire un contrat d'assurance responsabilité civile associative multirisque avec protection juridique, déclarant de façon exhaustive les activités réellement prévues, et couvrant les sept garanties du cahier des charges (feuille de route, § 6.2). Aucune activité d'accueil ou de terrain ne débute avant réception de l'attestation. </w:t>
-      </w:r>
-      <w:r>
-        <w:rPr>
-          <w:b/>
-          <w:bCs/>
-        </w:rPr>
-        <w:t xml:space="preserve">Vote :</w:t>
-      </w:r>
-      <w:r>
-        <w:t xml:space="preserve"> pour ___ · contre ___ · abstention ___.</w:t>
-      </w:r>
-    </w:p>
-    <w:p>
-      <w:pPr>
-        <w:pStyle w:val="Heading2"/>
-      </w:pPr>
-      <w:r>
-        <w:t xml:space="preserve">Résolution 6 — Fonds de Premier Secours Social</w:t>
+        <w:t xml:space="preserve">300 €</w:t>
+      </w:r>
+      <w:r>
+        <w:t xml:space="preserve"> requiert la validation écrite conjointe du Président et du Trésorier.</w:t>
       </w:r>
     </w:p>
     <w:p>
@@ -1330,7 +1907,17 @@
         <w:spacing w:after="50"/>
       </w:pPr>
       <w:r>
-        <w:t xml:space="preserve">Une ligne comptable dédiée « Fonds de Premier Secours Social » est créée ; elle ne peut financer que les mises à l'abri d'urgence.</w:t>
+        <w:t xml:space="preserve">Toute dépense supérieure à </w:t>
+      </w:r>
+      <w:r>
+        <w:rPr>
+          <w:b/>
+          <w:bCs/>
+        </w:rPr>
+        <w:t xml:space="preserve">1 000 €</w:t>
+      </w:r>
+      <w:r>
+        <w:t xml:space="preserve"> ou tout engagement de plus d'un an requiert une délibération du Conseil, notamment l'achat du véhicule et la souscription de son assurance.</w:t>
       </w:r>
     </w:p>
     <w:p>
@@ -1343,17 +1930,58 @@
         <w:spacing w:after="50"/>
       </w:pPr>
       <w:r>
-        <w:t xml:space="preserve">Le plafond est fixé à </w:t>
-      </w:r>
+        <w:t xml:space="preserve">Le Trésorier reçoit délégation pour régler les factures courantes déjà validées (assurance, abonnements, hébergement).</w:t>
+      </w:r>
+    </w:p>
+    <w:p>
+      <w:pPr>
+        <w:spacing w:after="100"/>
+        <w:jc w:val="both"/>
+      </w:pPr>
       <w:r>
         <w:rPr>
           <w:b/>
           <w:bCs/>
         </w:rPr>
-        <w:t xml:space="preserve">2 500 €</w:t>
-      </w:r>
-      <w:r>
-        <w:t xml:space="preserve"> pour la première année. Il constitue une limite absolue, non un objectif.</w:t>
+        <w:t xml:space="preserve">Vote :</w:t>
+      </w:r>
+      <w:r>
+        <w:t xml:space="preserve"> pour ___ · contre ___ · abstention ___.</w:t>
+      </w:r>
+    </w:p>
+    <w:p>
+      <w:pPr>
+        <w:pStyle w:val="Heading2"/>
+      </w:pPr>
+      <w:r>
+        <w:t xml:space="preserve">Résolution 5 — Assurance</w:t>
+      </w:r>
+    </w:p>
+    <w:p>
+      <w:pPr>
+        <w:spacing w:after="100"/>
+        <w:jc w:val="both"/>
+      </w:pPr>
+      <w:r>
+        <w:t xml:space="preserve">Le Conseil mandate le Président pour souscrire un contrat d'assurance responsabilité civile associative multirisque avec protection juridique, déclarant de façon exhaustive les activités réellement prévues, et couvrant les sept garanties du cahier des charges (feuille de route, § 6.2). Le véhicule de l'association fait l'objet d'un contrat distinct couvrant le transport de personnes par les conducteurs bénévoles désignés. Aucune activité d'accueil ou de terrain ne débute avant réception de l'attestation. </w:t>
+      </w:r>
+      <w:r>
+        <w:rPr>
+          <w:b/>
+          <w:bCs/>
+        </w:rPr>
+        <w:t xml:space="preserve">Vote :</w:t>
+      </w:r>
+      <w:r>
+        <w:t xml:space="preserve"> pour ___ · contre ___ · abstention ___.</w:t>
+      </w:r>
+    </w:p>
+    <w:p>
+      <w:pPr>
+        <w:pStyle w:val="Heading2"/>
+      </w:pPr>
+      <w:r>
+        <w:t xml:space="preserve">Résolution 6 — Fonds de Premier Secours Social</w:t>
       </w:r>
     </w:p>
     <w:p>
@@ -1366,7 +1994,7 @@
         <w:spacing w:after="50"/>
       </w:pPr>
       <w:r>
-        <w:t xml:space="preserve">À 70 % de consommation (1 750 €), le Bureau se réunit obligatoirement.</w:t>
+        <w:t xml:space="preserve">Une ligne comptable dédiée « Fonds de Premier Secours Social » est créée ; elle ne peut financer que les mises à l'abri d'urgence.</w:t>
       </w:r>
     </w:p>
     <w:p>
@@ -1379,7 +2007,43 @@
         <w:spacing w:after="50"/>
       </w:pPr>
       <w:r>
-        <w:t xml:space="preserve">Le fonds ne peut jamais être négatif ; aucune mise à l'abri n'est déclenchée avant l'activation du dispositif par le Conseil.</w:t>
+        <w:t xml:space="preserve">Le plafond est fixé à </w:t>
+      </w:r>
+      <w:r>
+        <w:rPr>
+          <w:b/>
+          <w:bCs/>
+        </w:rPr>
+        <w:t xml:space="preserve">4 000 €</w:t>
+      </w:r>
+      <w:r>
+        <w:t xml:space="preserve"> pour la première année (premier palier). Il constitue une limite absolue, non un objectif.</w:t>
+      </w:r>
+    </w:p>
+    <w:p>
+      <w:pPr>
+        <w:pStyle w:val="ListParagraph"/>
+        <w:numPr>
+          <w:ilvl w:val="0"/>
+          <w:numId w:val="3"/>
+        </w:numPr>
+        <w:spacing w:after="50"/>
+      </w:pPr>
+      <w:r>
+        <w:t xml:space="preserve">À 70 % de consommation (2 800 €), le Bureau se réunit obligatoirement.</w:t>
+      </w:r>
+    </w:p>
+    <w:p>
+      <w:pPr>
+        <w:pStyle w:val="ListParagraph"/>
+        <w:numPr>
+          <w:ilvl w:val="0"/>
+          <w:numId w:val="3"/>
+        </w:numPr>
+        <w:spacing w:after="50"/>
+      </w:pPr>
+      <w:r>
+        <w:t xml:space="preserve">Le fonds ne peut jamais être négatif ; aucune mise à l'abri n'est déclenchée avant l'activation du dispositif par le Conseil, qui suppose le premier palier réuni.</w:t>
       </w:r>
     </w:p>
     <w:p>
